--- a/fra/docx/65.content.docx
+++ b/fra/docx/65.content.docx
@@ -136,13 +136,6 @@
         <w:rPr>
           <w:lang w:val="fr_FR" w:bidi="fr_FR"/>
         </w:rPr>
-      </w:r>
-      <w:r>
-        <w:rPr>
-          <w:i/>
-          <w:lang w:val="fr_FR" w:bidi="fr_FR"/>
-        </w:rPr>
-        <w:t>Jude 1.1, Jude 1.1 (#2), Jude 1.1 (#3), Jude 1.2, Jude 1.3, Jude 1.3 (#2), Jude 1.4, Jude 1.4 (#2), Jude 1.5, Jude 1.5 (#2), Jude 1.6, Jude 1.7, Jude 1.8, Jude 1.9, Jude 1.12, Jude 1.14, Jude 1.15, Jude 1.16, Jude 1.17, Jude 1.19, Jude 1.20, Jude 1.21, Jude 1.22–23, Jude 1.24–25, Jude 1.25, Jude 1.25 (#2)</w:t>
       </w:r>
       <w:r>
         <w:rPr>

--- a/fra/docx/65.content.docx
+++ b/fra/docx/65.content.docx
@@ -123,19 +123,6 @@
           <w:lang w:val="fr_FR" w:bidi="fr_FR"/>
         </w:rPr>
         <w:t>JUD</w:t>
-      </w:r>
-      <w:r>
-        <w:rPr>
-          <w:lang w:val="fr_FR" w:bidi="fr_FR"/>
-        </w:rPr>
-      </w:r>
-    </w:p>
-    <w:p>
-      <w:pPr/>
-      <w:r>
-        <w:rPr>
-          <w:lang w:val="fr_FR" w:bidi="fr_FR"/>
-        </w:rPr>
       </w:r>
       <w:r>
         <w:rPr>

--- a/fra/docx/65.content.docx
+++ b/fra/docx/65.content.docx
@@ -19,7 +19,7 @@
         <w:rPr>
           <w:lang w:val="fr_FR" w:bidi="fr_FR"/>
         </w:rPr>
-        <w:t>Resource: Questions de Traduction (unfoldingWord)</w:t>
+        <w:t>Resource: unfoldingWord® Translation Questions</w:t>
       </w:r>
       <w:r>
         <w:rPr>
@@ -85,7 +85,7 @@
         <w:rPr>
           <w:lang w:val="fr_FR" w:bidi="fr_FR"/>
         </w:rPr>
-        <w:t>Questions de Traduction (unfoldingWord)</w:t>
+        <w:t>unfoldingWord® Translation Questions</w:t>
       </w:r>
     </w:p>
     <w:p>
